--- a/tests/testdata/excel/Word/空文書.docx
+++ b/tests/testdata/excel/Word/空文書.docx
@@ -420,7 +420,7 @@
     <w:link w:val="10"/>
     <w:uiPriority w:val="9"/>
     <w:qFormat/>
-    <w:rsid w:val="00446BD2"/>
+    <w:rsid w:val="00FA1DF8"/>
     <w:pPr>
       <w:keepNext/>
       <w:keepLines/>
@@ -443,7 +443,7 @@
     <w:semiHidden/>
     <w:unhideWhenUsed/>
     <w:qFormat/>
-    <w:rsid w:val="00446BD2"/>
+    <w:rsid w:val="00FA1DF8"/>
     <w:pPr>
       <w:keepNext/>
       <w:keepLines/>
@@ -466,7 +466,7 @@
     <w:semiHidden/>
     <w:unhideWhenUsed/>
     <w:qFormat/>
-    <w:rsid w:val="00446BD2"/>
+    <w:rsid w:val="00FA1DF8"/>
     <w:pPr>
       <w:keepNext/>
       <w:keepLines/>
@@ -488,7 +488,7 @@
     <w:semiHidden/>
     <w:unhideWhenUsed/>
     <w:qFormat/>
-    <w:rsid w:val="00446BD2"/>
+    <w:rsid w:val="00FA1DF8"/>
     <w:pPr>
       <w:keepNext/>
       <w:keepLines/>
@@ -509,7 +509,7 @@
     <w:semiHidden/>
     <w:unhideWhenUsed/>
     <w:qFormat/>
-    <w:rsid w:val="00446BD2"/>
+    <w:rsid w:val="00FA1DF8"/>
     <w:pPr>
       <w:keepNext/>
       <w:keepLines/>
@@ -531,7 +531,7 @@
     <w:semiHidden/>
     <w:unhideWhenUsed/>
     <w:qFormat/>
-    <w:rsid w:val="00446BD2"/>
+    <w:rsid w:val="00FA1DF8"/>
     <w:pPr>
       <w:keepNext/>
       <w:keepLines/>
@@ -553,7 +553,7 @@
     <w:semiHidden/>
     <w:unhideWhenUsed/>
     <w:qFormat/>
-    <w:rsid w:val="00446BD2"/>
+    <w:rsid w:val="00FA1DF8"/>
     <w:pPr>
       <w:keepNext/>
       <w:keepLines/>
@@ -575,7 +575,7 @@
     <w:semiHidden/>
     <w:unhideWhenUsed/>
     <w:qFormat/>
-    <w:rsid w:val="00446BD2"/>
+    <w:rsid w:val="00FA1DF8"/>
     <w:pPr>
       <w:keepNext/>
       <w:keepLines/>
@@ -597,7 +597,7 @@
     <w:semiHidden/>
     <w:unhideWhenUsed/>
     <w:qFormat/>
-    <w:rsid w:val="00446BD2"/>
+    <w:rsid w:val="00FA1DF8"/>
     <w:pPr>
       <w:keepNext/>
       <w:keepLines/>
@@ -642,7 +642,7 @@
     <w:basedOn w:val="a0"/>
     <w:link w:val="1"/>
     <w:uiPriority w:val="9"/>
-    <w:rsid w:val="00446BD2"/>
+    <w:rsid w:val="00FA1DF8"/>
     <w:rPr>
       <w:rFonts w:asciiTheme="majorHAnsi" w:eastAsiaTheme="majorEastAsia" w:hAnsiTheme="majorHAnsi" w:cstheme="majorBidi"/>
       <w:color w:val="000000" w:themeColor="text1"/>
@@ -656,7 +656,7 @@
     <w:link w:val="2"/>
     <w:uiPriority w:val="9"/>
     <w:semiHidden/>
-    <w:rsid w:val="00446BD2"/>
+    <w:rsid w:val="00FA1DF8"/>
     <w:rPr>
       <w:rFonts w:asciiTheme="majorHAnsi" w:eastAsiaTheme="majorEastAsia" w:hAnsiTheme="majorHAnsi" w:cstheme="majorBidi"/>
       <w:color w:val="000000" w:themeColor="text1"/>
@@ -670,7 +670,7 @@
     <w:link w:val="3"/>
     <w:uiPriority w:val="9"/>
     <w:semiHidden/>
-    <w:rsid w:val="00446BD2"/>
+    <w:rsid w:val="00FA1DF8"/>
     <w:rPr>
       <w:rFonts w:asciiTheme="majorHAnsi" w:eastAsiaTheme="majorEastAsia" w:hAnsiTheme="majorHAnsi" w:cstheme="majorBidi"/>
       <w:color w:val="000000" w:themeColor="text1"/>
@@ -683,7 +683,7 @@
     <w:link w:val="4"/>
     <w:uiPriority w:val="9"/>
     <w:semiHidden/>
-    <w:rsid w:val="00446BD2"/>
+    <w:rsid w:val="00FA1DF8"/>
     <w:rPr>
       <w:rFonts w:asciiTheme="majorHAnsi" w:eastAsiaTheme="majorEastAsia" w:hAnsiTheme="majorHAnsi" w:cstheme="majorBidi"/>
       <w:color w:val="000000" w:themeColor="text1"/>
@@ -695,7 +695,7 @@
     <w:link w:val="5"/>
     <w:uiPriority w:val="9"/>
     <w:semiHidden/>
-    <w:rsid w:val="00446BD2"/>
+    <w:rsid w:val="00FA1DF8"/>
     <w:rPr>
       <w:rFonts w:asciiTheme="majorHAnsi" w:eastAsiaTheme="majorEastAsia" w:hAnsiTheme="majorHAnsi" w:cstheme="majorBidi"/>
       <w:color w:val="000000" w:themeColor="text1"/>
@@ -707,7 +707,7 @@
     <w:link w:val="6"/>
     <w:uiPriority w:val="9"/>
     <w:semiHidden/>
-    <w:rsid w:val="00446BD2"/>
+    <w:rsid w:val="00FA1DF8"/>
     <w:rPr>
       <w:rFonts w:asciiTheme="majorHAnsi" w:eastAsiaTheme="majorEastAsia" w:hAnsiTheme="majorHAnsi" w:cstheme="majorBidi"/>
       <w:color w:val="000000" w:themeColor="text1"/>
@@ -719,7 +719,7 @@
     <w:link w:val="7"/>
     <w:uiPriority w:val="9"/>
     <w:semiHidden/>
-    <w:rsid w:val="00446BD2"/>
+    <w:rsid w:val="00FA1DF8"/>
     <w:rPr>
       <w:rFonts w:asciiTheme="majorHAnsi" w:eastAsiaTheme="majorEastAsia" w:hAnsiTheme="majorHAnsi" w:cstheme="majorBidi"/>
       <w:color w:val="000000" w:themeColor="text1"/>
@@ -731,7 +731,7 @@
     <w:link w:val="8"/>
     <w:uiPriority w:val="9"/>
     <w:semiHidden/>
-    <w:rsid w:val="00446BD2"/>
+    <w:rsid w:val="00FA1DF8"/>
     <w:rPr>
       <w:rFonts w:asciiTheme="majorHAnsi" w:eastAsiaTheme="majorEastAsia" w:hAnsiTheme="majorHAnsi" w:cstheme="majorBidi"/>
       <w:color w:val="000000" w:themeColor="text1"/>
@@ -743,7 +743,7 @@
     <w:link w:val="9"/>
     <w:uiPriority w:val="9"/>
     <w:semiHidden/>
-    <w:rsid w:val="00446BD2"/>
+    <w:rsid w:val="00FA1DF8"/>
     <w:rPr>
       <w:rFonts w:asciiTheme="majorHAnsi" w:eastAsiaTheme="majorEastAsia" w:hAnsiTheme="majorHAnsi" w:cstheme="majorBidi"/>
       <w:color w:val="000000" w:themeColor="text1"/>
@@ -756,7 +756,7 @@
     <w:link w:val="a4"/>
     <w:uiPriority w:val="10"/>
     <w:qFormat/>
-    <w:rsid w:val="00446BD2"/>
+    <w:rsid w:val="00FA1DF8"/>
     <w:pPr>
       <w:spacing w:after="80"/>
       <w:contextualSpacing/>
@@ -775,7 +775,7 @@
     <w:basedOn w:val="a0"/>
     <w:link w:val="a3"/>
     <w:uiPriority w:val="10"/>
-    <w:rsid w:val="00446BD2"/>
+    <w:rsid w:val="00FA1DF8"/>
     <w:rPr>
       <w:rFonts w:asciiTheme="majorHAnsi" w:eastAsiaTheme="majorEastAsia" w:hAnsiTheme="majorHAnsi" w:cstheme="majorBidi"/>
       <w:spacing w:val="-10"/>
@@ -791,7 +791,7 @@
     <w:link w:val="a6"/>
     <w:uiPriority w:val="11"/>
     <w:qFormat/>
-    <w:rsid w:val="00446BD2"/>
+    <w:rsid w:val="00FA1DF8"/>
     <w:pPr>
       <w:numPr>
         <w:ilvl w:val="1"/>
@@ -812,7 +812,7 @@
     <w:basedOn w:val="a0"/>
     <w:link w:val="a5"/>
     <w:uiPriority w:val="11"/>
-    <w:rsid w:val="00446BD2"/>
+    <w:rsid w:val="00FA1DF8"/>
     <w:rPr>
       <w:rFonts w:asciiTheme="majorHAnsi" w:eastAsiaTheme="majorEastAsia" w:hAnsiTheme="majorHAnsi" w:cstheme="majorBidi"/>
       <w:color w:val="595959" w:themeColor="text1" w:themeTint="A6"/>
@@ -828,7 +828,7 @@
     <w:link w:val="a8"/>
     <w:uiPriority w:val="29"/>
     <w:qFormat/>
-    <w:rsid w:val="00446BD2"/>
+    <w:rsid w:val="00FA1DF8"/>
     <w:pPr>
       <w:spacing w:before="160" w:after="160"/>
       <w:jc w:val="center"/>
@@ -844,7 +844,7 @@
     <w:basedOn w:val="a0"/>
     <w:link w:val="a7"/>
     <w:uiPriority w:val="29"/>
-    <w:rsid w:val="00446BD2"/>
+    <w:rsid w:val="00FA1DF8"/>
     <w:rPr>
       <w:i/>
       <w:iCs/>
@@ -856,7 +856,7 @@
     <w:basedOn w:val="a"/>
     <w:uiPriority w:val="34"/>
     <w:qFormat/>
-    <w:rsid w:val="00446BD2"/>
+    <w:rsid w:val="00FA1DF8"/>
     <w:pPr>
       <w:ind w:left="720"/>
       <w:contextualSpacing/>
@@ -867,7 +867,7 @@
     <w:basedOn w:val="a0"/>
     <w:uiPriority w:val="21"/>
     <w:qFormat/>
-    <w:rsid w:val="00446BD2"/>
+    <w:rsid w:val="00FA1DF8"/>
     <w:rPr>
       <w:i/>
       <w:iCs/>
@@ -881,7 +881,7 @@
     <w:link w:val="23"/>
     <w:uiPriority w:val="30"/>
     <w:qFormat/>
-    <w:rsid w:val="00446BD2"/>
+    <w:rsid w:val="00FA1DF8"/>
     <w:pPr>
       <w:pBdr>
         <w:top w:val="single" w:sz="4" w:space="10" w:color="0F4761" w:themeColor="accent1" w:themeShade="BF"/>
@@ -902,7 +902,7 @@
     <w:basedOn w:val="a0"/>
     <w:link w:val="22"/>
     <w:uiPriority w:val="30"/>
-    <w:rsid w:val="00446BD2"/>
+    <w:rsid w:val="00FA1DF8"/>
     <w:rPr>
       <w:i/>
       <w:iCs/>
@@ -914,7 +914,7 @@
     <w:basedOn w:val="a0"/>
     <w:uiPriority w:val="32"/>
     <w:qFormat/>
-    <w:rsid w:val="00446BD2"/>
+    <w:rsid w:val="00FA1DF8"/>
     <w:rPr>
       <w:b/>
       <w:bCs/>
